--- a/opencl/examples/beadando/Mérési jegyzőkönyv.docx
+++ b/opencl/examples/beadando/Mérési jegyzőkönyv.docx
@@ -38,1519 +38,6 @@
           <w14:ligatures w14:val="none"/>
         </w:rPr>
       </w:pPr>
-    </w:p>
-    <w:p>
-      <w:pPr>
-        <w:rPr>
-          <w:rFonts w:ascii="Times New Roman" w:eastAsia="Times New Roman" w:hAnsi="Times New Roman" w:cs="Times New Roman"/>
-          <w:b/>
-          <w:bCs/>
-          <w:color w:val="000000" w:themeColor="text1"/>
-          <w:kern w:val="0"/>
-          <w:sz w:val="36"/>
-          <w:szCs w:val="36"/>
-          <w:lang w:eastAsia="hu-HU"/>
-          <w14:ligatures w14:val="none"/>
-        </w:rPr>
-      </w:pPr>
-      <w:r>
-        <w:rPr>
-          <w:rFonts w:ascii="Times New Roman" w:eastAsia="Times New Roman" w:hAnsi="Times New Roman" w:cs="Times New Roman"/>
-          <w:b/>
-          <w:bCs/>
-          <w:color w:val="000000" w:themeColor="text1"/>
-          <w:kern w:val="0"/>
-          <w:sz w:val="36"/>
-          <w:szCs w:val="36"/>
-          <w:lang w:eastAsia="hu-HU"/>
-          <w14:ligatures w14:val="none"/>
-        </w:rPr>
-        <w:t>1. A mérés célja</w:t>
-      </w:r>
-    </w:p>
-    <w:p>
-      <w:pPr>
-        <w:rPr>
-          <w:rFonts w:ascii="Times New Roman" w:eastAsia="Times New Roman" w:hAnsi="Times New Roman" w:cs="Times New Roman"/>
-          <w:color w:val="000000" w:themeColor="text1"/>
-          <w:kern w:val="0"/>
-          <w:sz w:val="27"/>
-          <w:szCs w:val="27"/>
-          <w:lang w:eastAsia="hu-HU"/>
-          <w14:ligatures w14:val="none"/>
-        </w:rPr>
-      </w:pPr>
-    </w:p>
-    <w:p>
-      <w:pPr>
-        <w:rPr>
-          <w:rFonts w:ascii="Times New Roman" w:eastAsia="Times New Roman" w:hAnsi="Times New Roman" w:cs="Times New Roman"/>
-          <w:color w:val="000000" w:themeColor="text1"/>
-          <w:kern w:val="0"/>
-          <w:lang w:eastAsia="hu-HU"/>
-          <w14:ligatures w14:val="none"/>
-        </w:rPr>
-      </w:pPr>
-      <w:r>
-        <w:rPr>
-          <w:rFonts w:ascii="Times New Roman" w:eastAsia="Times New Roman" w:hAnsi="Times New Roman" w:cs="Times New Roman"/>
-          <w:color w:val="000000" w:themeColor="text1"/>
-          <w:kern w:val="0"/>
-          <w:lang w:eastAsia="hu-HU"/>
-          <w14:ligatures w14:val="none"/>
-        </w:rPr>
-        <w:t xml:space="preserve">A mérés célja a </w:t>
-      </w:r>
-      <w:proofErr w:type="spellStart"/>
-      <w:r>
-        <w:rPr>
-          <w:rFonts w:ascii="Times New Roman" w:eastAsia="Times New Roman" w:hAnsi="Times New Roman" w:cs="Times New Roman"/>
-          <w:color w:val="000000" w:themeColor="text1"/>
-          <w:kern w:val="0"/>
-          <w:lang w:eastAsia="hu-HU"/>
-          <w14:ligatures w14:val="none"/>
-        </w:rPr>
-        <w:t>MergeSort</w:t>
-      </w:r>
-      <w:proofErr w:type="spellEnd"/>
-      <w:r>
-        <w:rPr>
-          <w:rFonts w:ascii="Times New Roman" w:eastAsia="Times New Roman" w:hAnsi="Times New Roman" w:cs="Times New Roman"/>
-          <w:color w:val="000000" w:themeColor="text1"/>
-          <w:kern w:val="0"/>
-          <w:lang w:eastAsia="hu-HU"/>
-          <w14:ligatures w14:val="none"/>
-        </w:rPr>
-        <w:t xml:space="preserve"> és a </w:t>
-      </w:r>
-      <w:proofErr w:type="spellStart"/>
-      <w:r>
-        <w:rPr>
-          <w:rFonts w:ascii="Times New Roman" w:eastAsia="Times New Roman" w:hAnsi="Times New Roman" w:cs="Times New Roman"/>
-          <w:color w:val="000000" w:themeColor="text1"/>
-          <w:kern w:val="0"/>
-          <w:lang w:eastAsia="hu-HU"/>
-          <w14:ligatures w14:val="none"/>
-        </w:rPr>
-        <w:t>QuickSort</w:t>
-      </w:r>
-      <w:proofErr w:type="spellEnd"/>
-      <w:r>
-        <w:rPr>
-          <w:rFonts w:ascii="Times New Roman" w:eastAsia="Times New Roman" w:hAnsi="Times New Roman" w:cs="Times New Roman"/>
-          <w:color w:val="000000" w:themeColor="text1"/>
-          <w:kern w:val="0"/>
-          <w:lang w:eastAsia="hu-HU"/>
-          <w14:ligatures w14:val="none"/>
-        </w:rPr>
-        <w:t xml:space="preserve"> algoritmusok CPU-s és </w:t>
-      </w:r>
-      <w:proofErr w:type="spellStart"/>
-      <w:r>
-        <w:rPr>
-          <w:rFonts w:ascii="Times New Roman" w:eastAsia="Times New Roman" w:hAnsi="Times New Roman" w:cs="Times New Roman"/>
-          <w:color w:val="000000" w:themeColor="text1"/>
-          <w:kern w:val="0"/>
-          <w:lang w:eastAsia="hu-HU"/>
-          <w14:ligatures w14:val="none"/>
-        </w:rPr>
-        <w:t>OpenCL</w:t>
-      </w:r>
-      <w:proofErr w:type="spellEnd"/>
-      <w:r>
-        <w:rPr>
-          <w:rFonts w:ascii="Times New Roman" w:eastAsia="Times New Roman" w:hAnsi="Times New Roman" w:cs="Times New Roman"/>
-          <w:color w:val="000000" w:themeColor="text1"/>
-          <w:kern w:val="0"/>
-          <w:lang w:eastAsia="hu-HU"/>
-          <w14:ligatures w14:val="none"/>
-        </w:rPr>
-        <w:t xml:space="preserve">-es megvalósításának összehasonlítása volt. A vizsgálat során azt elemeztem, hogy az egyes algoritmusok hogyan teljesítenek különböző elemszámok mellett, </w:t>
-      </w:r>
-      <w:proofErr w:type="gramStart"/>
-      <w:r>
-        <w:rPr>
-          <w:rFonts w:ascii="Times New Roman" w:eastAsia="Times New Roman" w:hAnsi="Times New Roman" w:cs="Times New Roman"/>
-          <w:color w:val="000000" w:themeColor="text1"/>
-          <w:kern w:val="0"/>
-          <w:lang w:eastAsia="hu-HU"/>
-          <w14:ligatures w14:val="none"/>
-        </w:rPr>
-        <w:t>valamint</w:t>
-      </w:r>
-      <w:proofErr w:type="gramEnd"/>
-      <w:r>
-        <w:rPr>
-          <w:rFonts w:ascii="Times New Roman" w:eastAsia="Times New Roman" w:hAnsi="Times New Roman" w:cs="Times New Roman"/>
-          <w:color w:val="000000" w:themeColor="text1"/>
-          <w:kern w:val="0"/>
-          <w:lang w:eastAsia="hu-HU"/>
-          <w14:ligatures w14:val="none"/>
-        </w:rPr>
-        <w:t xml:space="preserve"> hogy az </w:t>
-      </w:r>
-      <w:proofErr w:type="spellStart"/>
-      <w:r>
-        <w:rPr>
-          <w:rFonts w:ascii="Times New Roman" w:eastAsia="Times New Roman" w:hAnsi="Times New Roman" w:cs="Times New Roman"/>
-          <w:color w:val="000000" w:themeColor="text1"/>
-          <w:kern w:val="0"/>
-          <w:lang w:eastAsia="hu-HU"/>
-          <w14:ligatures w14:val="none"/>
-        </w:rPr>
-        <w:t>OpenCL</w:t>
-      </w:r>
-      <w:proofErr w:type="spellEnd"/>
-      <w:r>
-        <w:rPr>
-          <w:rFonts w:ascii="Times New Roman" w:eastAsia="Times New Roman" w:hAnsi="Times New Roman" w:cs="Times New Roman"/>
-          <w:color w:val="000000" w:themeColor="text1"/>
-          <w:kern w:val="0"/>
-          <w:lang w:eastAsia="hu-HU"/>
-          <w14:ligatures w14:val="none"/>
-        </w:rPr>
-        <w:t xml:space="preserve"> használata jelent-e gyorsulást kis méretű adathalmazok esetén.</w:t>
-      </w:r>
-    </w:p>
-    <w:p>
-      <w:pPr>
-        <w:rPr>
-          <w:rFonts w:ascii="Times New Roman" w:eastAsia="Times New Roman" w:hAnsi="Times New Roman" w:cs="Times New Roman"/>
-          <w:color w:val="000000" w:themeColor="text1"/>
-          <w:kern w:val="0"/>
-          <w:sz w:val="27"/>
-          <w:szCs w:val="27"/>
-          <w:lang w:eastAsia="hu-HU"/>
-          <w14:ligatures w14:val="none"/>
-        </w:rPr>
-      </w:pPr>
-    </w:p>
-    <w:p>
-      <w:pPr>
-        <w:rPr>
-          <w:rFonts w:ascii="Times New Roman" w:eastAsia="Times New Roman" w:hAnsi="Times New Roman" w:cs="Times New Roman"/>
-          <w:b/>
-          <w:bCs/>
-          <w:color w:val="000000" w:themeColor="text1"/>
-          <w:kern w:val="0"/>
-          <w:sz w:val="36"/>
-          <w:szCs w:val="36"/>
-          <w:lang w:eastAsia="hu-HU"/>
-          <w14:ligatures w14:val="none"/>
-        </w:rPr>
-      </w:pPr>
-      <w:r>
-        <w:rPr>
-          <w:rFonts w:ascii="Times New Roman" w:eastAsia="Times New Roman" w:hAnsi="Times New Roman" w:cs="Times New Roman"/>
-          <w:b/>
-          <w:bCs/>
-          <w:color w:val="000000" w:themeColor="text1"/>
-          <w:kern w:val="0"/>
-          <w:sz w:val="36"/>
-          <w:szCs w:val="36"/>
-          <w:lang w:eastAsia="hu-HU"/>
-          <w14:ligatures w14:val="none"/>
-        </w:rPr>
-        <w:t>2. Mérési környezet</w:t>
-      </w:r>
-    </w:p>
-    <w:p>
-      <w:pPr>
-        <w:rPr>
-          <w:rFonts w:ascii="Times New Roman" w:eastAsia="Times New Roman" w:hAnsi="Times New Roman" w:cs="Times New Roman"/>
-          <w:color w:val="000000" w:themeColor="text1"/>
-          <w:kern w:val="0"/>
-          <w:sz w:val="27"/>
-          <w:szCs w:val="27"/>
-          <w:lang w:eastAsia="hu-HU"/>
-          <w14:ligatures w14:val="none"/>
-        </w:rPr>
-      </w:pPr>
-    </w:p>
-    <w:p>
-      <w:pPr>
-        <w:rPr>
-          <w:rFonts w:ascii="Times New Roman" w:eastAsia="Times New Roman" w:hAnsi="Times New Roman" w:cs="Times New Roman"/>
-          <w:color w:val="000000" w:themeColor="text1"/>
-          <w:kern w:val="0"/>
-          <w:lang w:eastAsia="hu-HU"/>
-          <w14:ligatures w14:val="none"/>
-        </w:rPr>
-      </w:pPr>
-      <w:r>
-        <w:rPr>
-          <w:rFonts w:ascii="Times New Roman" w:eastAsia="Times New Roman" w:hAnsi="Times New Roman" w:cs="Times New Roman"/>
-          <w:color w:val="000000" w:themeColor="text1"/>
-          <w:kern w:val="0"/>
-          <w:lang w:eastAsia="hu-HU"/>
-          <w14:ligatures w14:val="none"/>
-        </w:rPr>
-        <w:t>A mérések Apple M1 alapú gépen készültek.</w:t>
-      </w:r>
-    </w:p>
-    <w:p>
-      <w:pPr>
-        <w:rPr>
-          <w:rFonts w:ascii="Times New Roman" w:eastAsia="Times New Roman" w:hAnsi="Times New Roman" w:cs="Times New Roman"/>
-          <w:color w:val="000000" w:themeColor="text1"/>
-          <w:kern w:val="0"/>
-          <w:lang w:eastAsia="hu-HU"/>
-          <w14:ligatures w14:val="none"/>
-        </w:rPr>
-      </w:pPr>
-      <w:r>
-        <w:rPr>
-          <w:rFonts w:ascii="Times New Roman" w:eastAsia="Times New Roman" w:hAnsi="Times New Roman" w:cs="Times New Roman"/>
-          <w:color w:val="000000" w:themeColor="text1"/>
-          <w:kern w:val="0"/>
-          <w:lang w:eastAsia="hu-HU"/>
-          <w14:ligatures w14:val="none"/>
-        </w:rPr>
-        <w:t xml:space="preserve">Az </w:t>
-      </w:r>
-      <w:proofErr w:type="spellStart"/>
-      <w:r>
-        <w:rPr>
-          <w:rFonts w:ascii="Times New Roman" w:eastAsia="Times New Roman" w:hAnsi="Times New Roman" w:cs="Times New Roman"/>
-          <w:color w:val="000000" w:themeColor="text1"/>
-          <w:kern w:val="0"/>
-          <w:lang w:eastAsia="hu-HU"/>
-          <w14:ligatures w14:val="none"/>
-        </w:rPr>
-        <w:t>OpenCL</w:t>
-      </w:r>
-      <w:proofErr w:type="spellEnd"/>
-      <w:r>
-        <w:rPr>
-          <w:rFonts w:ascii="Times New Roman" w:eastAsia="Times New Roman" w:hAnsi="Times New Roman" w:cs="Times New Roman"/>
-          <w:color w:val="000000" w:themeColor="text1"/>
-          <w:kern w:val="0"/>
-          <w:lang w:eastAsia="hu-HU"/>
-          <w14:ligatures w14:val="none"/>
-        </w:rPr>
-        <w:t>-es futások során a program az Apple M1 eszközt használta.</w:t>
-      </w:r>
-    </w:p>
-    <w:p>
-      <w:pPr>
-        <w:rPr>
-          <w:rFonts w:ascii="Times New Roman" w:eastAsia="Times New Roman" w:hAnsi="Times New Roman" w:cs="Times New Roman"/>
-          <w:color w:val="000000" w:themeColor="text1"/>
-          <w:kern w:val="0"/>
-          <w:lang w:eastAsia="hu-HU"/>
-          <w14:ligatures w14:val="none"/>
-        </w:rPr>
-      </w:pPr>
-      <w:r>
-        <w:rPr>
-          <w:rFonts w:ascii="Times New Roman" w:eastAsia="Times New Roman" w:hAnsi="Times New Roman" w:cs="Times New Roman"/>
-          <w:color w:val="000000" w:themeColor="text1"/>
-          <w:kern w:val="0"/>
-          <w:lang w:eastAsia="hu-HU"/>
-          <w14:ligatures w14:val="none"/>
-        </w:rPr>
-        <w:t>A mérések ugyanazon a gépen, azonos környezetben történtek, így az eredmények közvetlenül összehasonlíthatók.</w:t>
-      </w:r>
-    </w:p>
-    <w:p>
-      <w:pPr>
-        <w:rPr>
-          <w:rFonts w:ascii="Times New Roman" w:eastAsia="Times New Roman" w:hAnsi="Times New Roman" w:cs="Times New Roman"/>
-          <w:b/>
-          <w:bCs/>
-          <w:color w:val="000000" w:themeColor="text1"/>
-          <w:kern w:val="0"/>
-          <w:sz w:val="36"/>
-          <w:szCs w:val="36"/>
-          <w:lang w:eastAsia="hu-HU"/>
-          <w14:ligatures w14:val="none"/>
-        </w:rPr>
-      </w:pPr>
-    </w:p>
-    <w:p>
-      <w:pPr>
-        <w:rPr>
-          <w:rFonts w:ascii="Times New Roman" w:eastAsia="Times New Roman" w:hAnsi="Times New Roman" w:cs="Times New Roman"/>
-          <w:b/>
-          <w:bCs/>
-          <w:color w:val="000000" w:themeColor="text1"/>
-          <w:kern w:val="0"/>
-          <w:sz w:val="36"/>
-          <w:szCs w:val="36"/>
-          <w:lang w:eastAsia="hu-HU"/>
-          <w14:ligatures w14:val="none"/>
-        </w:rPr>
-      </w:pPr>
-      <w:r>
-        <w:rPr>
-          <w:rFonts w:ascii="Times New Roman" w:eastAsia="Times New Roman" w:hAnsi="Times New Roman" w:cs="Times New Roman"/>
-          <w:b/>
-          <w:bCs/>
-          <w:color w:val="000000" w:themeColor="text1"/>
-          <w:kern w:val="0"/>
-          <w:sz w:val="36"/>
-          <w:szCs w:val="36"/>
-          <w:lang w:eastAsia="hu-HU"/>
-          <w14:ligatures w14:val="none"/>
-        </w:rPr>
-        <w:t>3. A mérés menete</w:t>
-      </w:r>
-    </w:p>
-    <w:p>
-      <w:pPr>
-        <w:rPr>
-          <w:rFonts w:ascii="Times New Roman" w:eastAsia="Times New Roman" w:hAnsi="Times New Roman" w:cs="Times New Roman"/>
-          <w:color w:val="000000" w:themeColor="text1"/>
-          <w:kern w:val="0"/>
-          <w:sz w:val="27"/>
-          <w:szCs w:val="27"/>
-          <w:lang w:eastAsia="hu-HU"/>
-          <w14:ligatures w14:val="none"/>
-        </w:rPr>
-      </w:pPr>
-    </w:p>
-    <w:p>
-      <w:pPr>
-        <w:rPr>
-          <w:rFonts w:ascii="Times New Roman" w:eastAsia="Times New Roman" w:hAnsi="Times New Roman" w:cs="Times New Roman"/>
-          <w:color w:val="000000" w:themeColor="text1"/>
-          <w:kern w:val="0"/>
-          <w:lang w:eastAsia="hu-HU"/>
-          <w14:ligatures w14:val="none"/>
-        </w:rPr>
-      </w:pPr>
-      <w:r>
-        <w:rPr>
-          <w:rFonts w:ascii="Times New Roman" w:eastAsia="Times New Roman" w:hAnsi="Times New Roman" w:cs="Times New Roman"/>
-          <w:color w:val="000000" w:themeColor="text1"/>
-          <w:kern w:val="0"/>
-          <w:lang w:eastAsia="hu-HU"/>
-          <w14:ligatures w14:val="none"/>
-        </w:rPr>
-        <w:t xml:space="preserve">A mérés során mind a </w:t>
-      </w:r>
-      <w:proofErr w:type="spellStart"/>
-      <w:r>
-        <w:rPr>
-          <w:rFonts w:ascii="Times New Roman" w:eastAsia="Times New Roman" w:hAnsi="Times New Roman" w:cs="Times New Roman"/>
-          <w:color w:val="000000" w:themeColor="text1"/>
-          <w:kern w:val="0"/>
-          <w:lang w:eastAsia="hu-HU"/>
-          <w14:ligatures w14:val="none"/>
-        </w:rPr>
-        <w:t>MergeSort</w:t>
-      </w:r>
-      <w:proofErr w:type="spellEnd"/>
-      <w:r>
-        <w:rPr>
-          <w:rFonts w:ascii="Times New Roman" w:eastAsia="Times New Roman" w:hAnsi="Times New Roman" w:cs="Times New Roman"/>
-          <w:color w:val="000000" w:themeColor="text1"/>
-          <w:kern w:val="0"/>
-          <w:lang w:eastAsia="hu-HU"/>
-          <w14:ligatures w14:val="none"/>
-        </w:rPr>
-        <w:t xml:space="preserve">, mind a </w:t>
-      </w:r>
-      <w:proofErr w:type="spellStart"/>
-      <w:r>
-        <w:rPr>
-          <w:rFonts w:ascii="Times New Roman" w:eastAsia="Times New Roman" w:hAnsi="Times New Roman" w:cs="Times New Roman"/>
-          <w:color w:val="000000" w:themeColor="text1"/>
-          <w:kern w:val="0"/>
-          <w:lang w:eastAsia="hu-HU"/>
-          <w14:ligatures w14:val="none"/>
-        </w:rPr>
-        <w:t>QuickSort</w:t>
-      </w:r>
-      <w:proofErr w:type="spellEnd"/>
-      <w:r>
-        <w:rPr>
-          <w:rFonts w:ascii="Times New Roman" w:eastAsia="Times New Roman" w:hAnsi="Times New Roman" w:cs="Times New Roman"/>
-          <w:color w:val="000000" w:themeColor="text1"/>
-          <w:kern w:val="0"/>
-          <w:lang w:eastAsia="hu-HU"/>
-          <w14:ligatures w14:val="none"/>
-        </w:rPr>
-        <w:t xml:space="preserve"> esetén három különböző elemszámot vizsgáltam:</w:t>
-      </w:r>
-    </w:p>
-    <w:p>
-      <w:pPr>
-        <w:rPr>
-          <w:rFonts w:ascii="Times New Roman" w:eastAsia="Times New Roman" w:hAnsi="Times New Roman" w:cs="Times New Roman"/>
-          <w:color w:val="000000" w:themeColor="text1"/>
-          <w:kern w:val="0"/>
-          <w:lang w:eastAsia="hu-HU"/>
-          <w14:ligatures w14:val="none"/>
-        </w:rPr>
-      </w:pPr>
-    </w:p>
-    <w:p>
-      <w:pPr>
-        <w:rPr>
-          <w:rFonts w:ascii="Times New Roman" w:eastAsia="Times New Roman" w:hAnsi="Times New Roman" w:cs="Times New Roman"/>
-          <w:color w:val="000000" w:themeColor="text1"/>
-          <w:kern w:val="0"/>
-          <w:lang w:eastAsia="hu-HU"/>
-          <w14:ligatures w14:val="none"/>
-        </w:rPr>
-      </w:pPr>
-      <w:r>
-        <w:rPr>
-          <w:rFonts w:ascii="Times New Roman" w:eastAsia="Times New Roman" w:hAnsi="Times New Roman" w:cs="Times New Roman"/>
-          <w:color w:val="000000" w:themeColor="text1"/>
-          <w:kern w:val="0"/>
-          <w:lang w:eastAsia="hu-HU"/>
-          <w14:ligatures w14:val="none"/>
-        </w:rPr>
-        <w:t>- 1000 elem</w:t>
-      </w:r>
-    </w:p>
-    <w:p>
-      <w:pPr>
-        <w:rPr>
-          <w:rFonts w:ascii="Times New Roman" w:eastAsia="Times New Roman" w:hAnsi="Times New Roman" w:cs="Times New Roman"/>
-          <w:color w:val="000000" w:themeColor="text1"/>
-          <w:kern w:val="0"/>
-          <w:lang w:eastAsia="hu-HU"/>
-          <w14:ligatures w14:val="none"/>
-        </w:rPr>
-      </w:pPr>
-      <w:r>
-        <w:rPr>
-          <w:rFonts w:ascii="Times New Roman" w:eastAsia="Times New Roman" w:hAnsi="Times New Roman" w:cs="Times New Roman"/>
-          <w:color w:val="000000" w:themeColor="text1"/>
-          <w:kern w:val="0"/>
-          <w:lang w:eastAsia="hu-HU"/>
-          <w14:ligatures w14:val="none"/>
-        </w:rPr>
-        <w:t>- 2000 elem</w:t>
-      </w:r>
-    </w:p>
-    <w:p>
-      <w:pPr>
-        <w:rPr>
-          <w:rFonts w:ascii="Times New Roman" w:eastAsia="Times New Roman" w:hAnsi="Times New Roman" w:cs="Times New Roman"/>
-          <w:color w:val="000000" w:themeColor="text1"/>
-          <w:kern w:val="0"/>
-          <w:lang w:eastAsia="hu-HU"/>
-          <w14:ligatures w14:val="none"/>
-        </w:rPr>
-      </w:pPr>
-      <w:r>
-        <w:rPr>
-          <w:rFonts w:ascii="Times New Roman" w:eastAsia="Times New Roman" w:hAnsi="Times New Roman" w:cs="Times New Roman"/>
-          <w:color w:val="000000" w:themeColor="text1"/>
-          <w:kern w:val="0"/>
-          <w:lang w:eastAsia="hu-HU"/>
-          <w14:ligatures w14:val="none"/>
-        </w:rPr>
-        <w:t>- 3000 elem</w:t>
-      </w:r>
-    </w:p>
-    <w:p>
-      <w:pPr>
-        <w:rPr>
-          <w:rFonts w:ascii="Times New Roman" w:eastAsia="Times New Roman" w:hAnsi="Times New Roman" w:cs="Times New Roman"/>
-          <w:color w:val="000000" w:themeColor="text1"/>
-          <w:kern w:val="0"/>
-          <w:lang w:eastAsia="hu-HU"/>
-          <w14:ligatures w14:val="none"/>
-        </w:rPr>
-      </w:pPr>
-    </w:p>
-    <w:p>
-      <w:pPr>
-        <w:rPr>
-          <w:rFonts w:ascii="Times New Roman" w:eastAsia="Times New Roman" w:hAnsi="Times New Roman" w:cs="Times New Roman"/>
-          <w:color w:val="000000" w:themeColor="text1"/>
-          <w:kern w:val="0"/>
-          <w:lang w:eastAsia="hu-HU"/>
-          <w14:ligatures w14:val="none"/>
-        </w:rPr>
-      </w:pPr>
-      <w:r>
-        <w:rPr>
-          <w:rFonts w:ascii="Times New Roman" w:eastAsia="Times New Roman" w:hAnsi="Times New Roman" w:cs="Times New Roman"/>
-          <w:color w:val="000000" w:themeColor="text1"/>
-          <w:kern w:val="0"/>
-          <w:lang w:eastAsia="hu-HU"/>
-          <w14:ligatures w14:val="none"/>
-        </w:rPr>
-        <w:t xml:space="preserve">Minden elemszámnál 30 mintát futtattam. A CPU-s és az </w:t>
-      </w:r>
-      <w:proofErr w:type="spellStart"/>
-      <w:r>
-        <w:rPr>
-          <w:rFonts w:ascii="Times New Roman" w:eastAsia="Times New Roman" w:hAnsi="Times New Roman" w:cs="Times New Roman"/>
-          <w:color w:val="000000" w:themeColor="text1"/>
-          <w:kern w:val="0"/>
-          <w:lang w:eastAsia="hu-HU"/>
-          <w14:ligatures w14:val="none"/>
-        </w:rPr>
-        <w:t>OpenCL</w:t>
-      </w:r>
-      <w:proofErr w:type="spellEnd"/>
-      <w:r>
-        <w:rPr>
-          <w:rFonts w:ascii="Times New Roman" w:eastAsia="Times New Roman" w:hAnsi="Times New Roman" w:cs="Times New Roman"/>
-          <w:color w:val="000000" w:themeColor="text1"/>
-          <w:kern w:val="0"/>
-          <w:lang w:eastAsia="hu-HU"/>
-          <w14:ligatures w14:val="none"/>
-        </w:rPr>
-        <w:t xml:space="preserve">-es verzió ugyanazokat a bemeneti adatokat kapta, ezért az összehasonlítás korrekt volt. Az </w:t>
-      </w:r>
-      <w:proofErr w:type="spellStart"/>
-      <w:r>
-        <w:rPr>
-          <w:rFonts w:ascii="Times New Roman" w:eastAsia="Times New Roman" w:hAnsi="Times New Roman" w:cs="Times New Roman"/>
-          <w:color w:val="000000" w:themeColor="text1"/>
-          <w:kern w:val="0"/>
-          <w:lang w:eastAsia="hu-HU"/>
-          <w14:ligatures w14:val="none"/>
-        </w:rPr>
-        <w:t>OpenCL</w:t>
-      </w:r>
-      <w:proofErr w:type="spellEnd"/>
-      <w:r>
-        <w:rPr>
-          <w:rFonts w:ascii="Times New Roman" w:eastAsia="Times New Roman" w:hAnsi="Times New Roman" w:cs="Times New Roman"/>
-          <w:color w:val="000000" w:themeColor="text1"/>
-          <w:kern w:val="0"/>
-          <w:lang w:eastAsia="hu-HU"/>
-          <w14:ligatures w14:val="none"/>
-        </w:rPr>
-        <w:t>-es program minden futás után ellenőrizte, hogy a kapott eredmény rendezett-e, illetve megegyezik-e a CPU-s verzió eredményével. Az ellenőrzés minden esetben sikeres volt.</w:t>
-      </w:r>
-    </w:p>
-    <w:p>
-      <w:pPr>
-        <w:rPr>
-          <w:rFonts w:ascii="Times New Roman" w:eastAsia="Times New Roman" w:hAnsi="Times New Roman" w:cs="Times New Roman"/>
-          <w:color w:val="000000" w:themeColor="text1"/>
-          <w:kern w:val="0"/>
-          <w:sz w:val="27"/>
-          <w:szCs w:val="27"/>
-          <w:lang w:eastAsia="hu-HU"/>
-          <w14:ligatures w14:val="none"/>
-        </w:rPr>
-      </w:pPr>
-    </w:p>
-    <w:p>
-      <w:pPr>
-        <w:rPr>
-          <w:rFonts w:ascii="Times New Roman" w:eastAsia="Times New Roman" w:hAnsi="Times New Roman" w:cs="Times New Roman"/>
-          <w:b/>
-          <w:bCs/>
-          <w:color w:val="000000" w:themeColor="text1"/>
-          <w:kern w:val="0"/>
-          <w:sz w:val="36"/>
-          <w:szCs w:val="36"/>
-          <w:lang w:eastAsia="hu-HU"/>
-          <w14:ligatures w14:val="none"/>
-        </w:rPr>
-      </w:pPr>
-      <w:r>
-        <w:rPr>
-          <w:rFonts w:ascii="Times New Roman" w:eastAsia="Times New Roman" w:hAnsi="Times New Roman" w:cs="Times New Roman"/>
-          <w:b/>
-          <w:bCs/>
-          <w:color w:val="000000" w:themeColor="text1"/>
-          <w:kern w:val="0"/>
-          <w:sz w:val="36"/>
-          <w:szCs w:val="36"/>
-          <w:lang w:eastAsia="hu-HU"/>
-          <w14:ligatures w14:val="none"/>
-        </w:rPr>
-        <w:t>4. Összesített eredmények</w:t>
-      </w:r>
-    </w:p>
-    <w:p>
-      <w:pPr>
-        <w:rPr>
-          <w:rFonts w:ascii="Times New Roman" w:eastAsia="Times New Roman" w:hAnsi="Times New Roman" w:cs="Times New Roman"/>
-          <w:color w:val="000000" w:themeColor="text1"/>
-          <w:kern w:val="0"/>
-          <w:sz w:val="27"/>
-          <w:szCs w:val="27"/>
-          <w:lang w:eastAsia="hu-HU"/>
-          <w14:ligatures w14:val="none"/>
-        </w:rPr>
-      </w:pPr>
-    </w:p>
-    <w:p>
-      <w:pPr>
-        <w:rPr>
-          <w:rFonts w:ascii="Times New Roman" w:eastAsia="Times New Roman" w:hAnsi="Times New Roman" w:cs="Times New Roman"/>
-          <w:color w:val="000000" w:themeColor="text1"/>
-          <w:kern w:val="0"/>
-          <w:lang w:eastAsia="hu-HU"/>
-          <w14:ligatures w14:val="none"/>
-        </w:rPr>
-      </w:pPr>
-      <w:proofErr w:type="spellStart"/>
-      <w:r>
-        <w:rPr>
-          <w:rFonts w:ascii="Times New Roman" w:eastAsia="Times New Roman" w:hAnsi="Times New Roman" w:cs="Times New Roman"/>
-          <w:color w:val="000000" w:themeColor="text1"/>
-          <w:kern w:val="0"/>
-          <w:lang w:eastAsia="hu-HU"/>
-          <w14:ligatures w14:val="none"/>
-        </w:rPr>
-        <w:t>MergeSort</w:t>
-      </w:r>
-      <w:proofErr w:type="spellEnd"/>
-      <w:r>
-        <w:rPr>
-          <w:rFonts w:ascii="Times New Roman" w:eastAsia="Times New Roman" w:hAnsi="Times New Roman" w:cs="Times New Roman"/>
-          <w:color w:val="000000" w:themeColor="text1"/>
-          <w:kern w:val="0"/>
-          <w:lang w:eastAsia="hu-HU"/>
-          <w14:ligatures w14:val="none"/>
-        </w:rPr>
-        <w:t xml:space="preserve"> átlagos futási idők:</w:t>
-      </w:r>
-    </w:p>
-    <w:p>
-      <w:pPr>
-        <w:rPr>
-          <w:rFonts w:ascii="Times New Roman" w:eastAsia="Times New Roman" w:hAnsi="Times New Roman" w:cs="Times New Roman"/>
-          <w:color w:val="000000" w:themeColor="text1"/>
-          <w:kern w:val="0"/>
-          <w:lang w:eastAsia="hu-HU"/>
-          <w14:ligatures w14:val="none"/>
-        </w:rPr>
-      </w:pPr>
-      <w:r>
-        <w:rPr>
-          <w:rFonts w:ascii="Times New Roman" w:eastAsia="Times New Roman" w:hAnsi="Times New Roman" w:cs="Times New Roman"/>
-          <w:color w:val="000000" w:themeColor="text1"/>
-          <w:kern w:val="0"/>
-          <w:lang w:eastAsia="hu-HU"/>
-          <w14:ligatures w14:val="none"/>
-        </w:rPr>
-        <w:t xml:space="preserve">- 1000 elem: CPU = 0,070001 </w:t>
-      </w:r>
-      <w:proofErr w:type="spellStart"/>
-      <w:r>
-        <w:rPr>
-          <w:rFonts w:ascii="Times New Roman" w:eastAsia="Times New Roman" w:hAnsi="Times New Roman" w:cs="Times New Roman"/>
-          <w:color w:val="000000" w:themeColor="text1"/>
-          <w:kern w:val="0"/>
-          <w:lang w:eastAsia="hu-HU"/>
-          <w14:ligatures w14:val="none"/>
-        </w:rPr>
-        <w:t>ms</w:t>
-      </w:r>
-      <w:proofErr w:type="spellEnd"/>
-      <w:r>
-        <w:rPr>
-          <w:rFonts w:ascii="Times New Roman" w:eastAsia="Times New Roman" w:hAnsi="Times New Roman" w:cs="Times New Roman"/>
-          <w:color w:val="000000" w:themeColor="text1"/>
-          <w:kern w:val="0"/>
-          <w:lang w:eastAsia="hu-HU"/>
-          <w14:ligatures w14:val="none"/>
-        </w:rPr>
-        <w:t xml:space="preserve">, </w:t>
-      </w:r>
-      <w:proofErr w:type="spellStart"/>
-      <w:r>
-        <w:rPr>
-          <w:rFonts w:ascii="Times New Roman" w:eastAsia="Times New Roman" w:hAnsi="Times New Roman" w:cs="Times New Roman"/>
-          <w:color w:val="000000" w:themeColor="text1"/>
-          <w:kern w:val="0"/>
-          <w:lang w:eastAsia="hu-HU"/>
-          <w14:ligatures w14:val="none"/>
-        </w:rPr>
-        <w:t>OpenCL</w:t>
-      </w:r>
-      <w:proofErr w:type="spellEnd"/>
-      <w:r>
-        <w:rPr>
-          <w:rFonts w:ascii="Times New Roman" w:eastAsia="Times New Roman" w:hAnsi="Times New Roman" w:cs="Times New Roman"/>
-          <w:color w:val="000000" w:themeColor="text1"/>
-          <w:kern w:val="0"/>
-          <w:lang w:eastAsia="hu-HU"/>
-          <w14:ligatures w14:val="none"/>
-        </w:rPr>
-        <w:t xml:space="preserve"> = 4,799736 </w:t>
-      </w:r>
-      <w:proofErr w:type="spellStart"/>
-      <w:r>
-        <w:rPr>
-          <w:rFonts w:ascii="Times New Roman" w:eastAsia="Times New Roman" w:hAnsi="Times New Roman" w:cs="Times New Roman"/>
-          <w:color w:val="000000" w:themeColor="text1"/>
-          <w:kern w:val="0"/>
-          <w:lang w:eastAsia="hu-HU"/>
-          <w14:ligatures w14:val="none"/>
-        </w:rPr>
-        <w:t>ms</w:t>
-      </w:r>
-      <w:proofErr w:type="spellEnd"/>
-    </w:p>
-    <w:p>
-      <w:pPr>
-        <w:rPr>
-          <w:rFonts w:ascii="Times New Roman" w:eastAsia="Times New Roman" w:hAnsi="Times New Roman" w:cs="Times New Roman"/>
-          <w:color w:val="000000" w:themeColor="text1"/>
-          <w:kern w:val="0"/>
-          <w:lang w:eastAsia="hu-HU"/>
-          <w14:ligatures w14:val="none"/>
-        </w:rPr>
-      </w:pPr>
-      <w:r>
-        <w:rPr>
-          <w:rFonts w:ascii="Times New Roman" w:eastAsia="Times New Roman" w:hAnsi="Times New Roman" w:cs="Times New Roman"/>
-          <w:color w:val="000000" w:themeColor="text1"/>
-          <w:kern w:val="0"/>
-          <w:lang w:eastAsia="hu-HU"/>
-          <w14:ligatures w14:val="none"/>
-        </w:rPr>
-        <w:t xml:space="preserve">- 2000 elem: CPU = 0,149194 </w:t>
-      </w:r>
-      <w:proofErr w:type="spellStart"/>
-      <w:r>
-        <w:rPr>
-          <w:rFonts w:ascii="Times New Roman" w:eastAsia="Times New Roman" w:hAnsi="Times New Roman" w:cs="Times New Roman"/>
-          <w:color w:val="000000" w:themeColor="text1"/>
-          <w:kern w:val="0"/>
-          <w:lang w:eastAsia="hu-HU"/>
-          <w14:ligatures w14:val="none"/>
-        </w:rPr>
-        <w:t>ms</w:t>
-      </w:r>
-      <w:proofErr w:type="spellEnd"/>
-      <w:r>
-        <w:rPr>
-          <w:rFonts w:ascii="Times New Roman" w:eastAsia="Times New Roman" w:hAnsi="Times New Roman" w:cs="Times New Roman"/>
-          <w:color w:val="000000" w:themeColor="text1"/>
-          <w:kern w:val="0"/>
-          <w:lang w:eastAsia="hu-HU"/>
-          <w14:ligatures w14:val="none"/>
-        </w:rPr>
-        <w:t xml:space="preserve">, </w:t>
-      </w:r>
-      <w:proofErr w:type="spellStart"/>
-      <w:r>
-        <w:rPr>
-          <w:rFonts w:ascii="Times New Roman" w:eastAsia="Times New Roman" w:hAnsi="Times New Roman" w:cs="Times New Roman"/>
-          <w:color w:val="000000" w:themeColor="text1"/>
-          <w:kern w:val="0"/>
-          <w:lang w:eastAsia="hu-HU"/>
-          <w14:ligatures w14:val="none"/>
-        </w:rPr>
-        <w:t>OpenCL</w:t>
-      </w:r>
-      <w:proofErr w:type="spellEnd"/>
-      <w:r>
-        <w:rPr>
-          <w:rFonts w:ascii="Times New Roman" w:eastAsia="Times New Roman" w:hAnsi="Times New Roman" w:cs="Times New Roman"/>
-          <w:color w:val="000000" w:themeColor="text1"/>
-          <w:kern w:val="0"/>
-          <w:lang w:eastAsia="hu-HU"/>
-          <w14:ligatures w14:val="none"/>
-        </w:rPr>
-        <w:t xml:space="preserve"> = 6,527957 </w:t>
-      </w:r>
-      <w:proofErr w:type="spellStart"/>
-      <w:r>
-        <w:rPr>
-          <w:rFonts w:ascii="Times New Roman" w:eastAsia="Times New Roman" w:hAnsi="Times New Roman" w:cs="Times New Roman"/>
-          <w:color w:val="000000" w:themeColor="text1"/>
-          <w:kern w:val="0"/>
-          <w:lang w:eastAsia="hu-HU"/>
-          <w14:ligatures w14:val="none"/>
-        </w:rPr>
-        <w:t>ms</w:t>
-      </w:r>
-      <w:proofErr w:type="spellEnd"/>
-    </w:p>
-    <w:p>
-      <w:pPr>
-        <w:rPr>
-          <w:rFonts w:ascii="Times New Roman" w:eastAsia="Times New Roman" w:hAnsi="Times New Roman" w:cs="Times New Roman"/>
-          <w:color w:val="000000" w:themeColor="text1"/>
-          <w:kern w:val="0"/>
-          <w:lang w:eastAsia="hu-HU"/>
-          <w14:ligatures w14:val="none"/>
-        </w:rPr>
-      </w:pPr>
-      <w:r>
-        <w:rPr>
-          <w:rFonts w:ascii="Times New Roman" w:eastAsia="Times New Roman" w:hAnsi="Times New Roman" w:cs="Times New Roman"/>
-          <w:color w:val="000000" w:themeColor="text1"/>
-          <w:kern w:val="0"/>
-          <w:lang w:eastAsia="hu-HU"/>
-          <w14:ligatures w14:val="none"/>
-        </w:rPr>
-        <w:t xml:space="preserve">- 3000 elem: CPU = 0,222543 </w:t>
-      </w:r>
-      <w:proofErr w:type="spellStart"/>
-      <w:r>
-        <w:rPr>
-          <w:rFonts w:ascii="Times New Roman" w:eastAsia="Times New Roman" w:hAnsi="Times New Roman" w:cs="Times New Roman"/>
-          <w:color w:val="000000" w:themeColor="text1"/>
-          <w:kern w:val="0"/>
-          <w:lang w:eastAsia="hu-HU"/>
-          <w14:ligatures w14:val="none"/>
-        </w:rPr>
-        <w:t>ms</w:t>
-      </w:r>
-      <w:proofErr w:type="spellEnd"/>
-      <w:r>
-        <w:rPr>
-          <w:rFonts w:ascii="Times New Roman" w:eastAsia="Times New Roman" w:hAnsi="Times New Roman" w:cs="Times New Roman"/>
-          <w:color w:val="000000" w:themeColor="text1"/>
-          <w:kern w:val="0"/>
-          <w:lang w:eastAsia="hu-HU"/>
-          <w14:ligatures w14:val="none"/>
-        </w:rPr>
-        <w:t xml:space="preserve">, </w:t>
-      </w:r>
-      <w:proofErr w:type="spellStart"/>
-      <w:r>
-        <w:rPr>
-          <w:rFonts w:ascii="Times New Roman" w:eastAsia="Times New Roman" w:hAnsi="Times New Roman" w:cs="Times New Roman"/>
-          <w:color w:val="000000" w:themeColor="text1"/>
-          <w:kern w:val="0"/>
-          <w:lang w:eastAsia="hu-HU"/>
-          <w14:ligatures w14:val="none"/>
-        </w:rPr>
-        <w:t>OpenCL</w:t>
-      </w:r>
-      <w:proofErr w:type="spellEnd"/>
-      <w:r>
-        <w:rPr>
-          <w:rFonts w:ascii="Times New Roman" w:eastAsia="Times New Roman" w:hAnsi="Times New Roman" w:cs="Times New Roman"/>
-          <w:color w:val="000000" w:themeColor="text1"/>
-          <w:kern w:val="0"/>
-          <w:lang w:eastAsia="hu-HU"/>
-          <w14:ligatures w14:val="none"/>
-        </w:rPr>
-        <w:t xml:space="preserve"> = 8,889767 </w:t>
-      </w:r>
-      <w:proofErr w:type="spellStart"/>
-      <w:r>
-        <w:rPr>
-          <w:rFonts w:ascii="Times New Roman" w:eastAsia="Times New Roman" w:hAnsi="Times New Roman" w:cs="Times New Roman"/>
-          <w:color w:val="000000" w:themeColor="text1"/>
-          <w:kern w:val="0"/>
-          <w:lang w:eastAsia="hu-HU"/>
-          <w14:ligatures w14:val="none"/>
-        </w:rPr>
-        <w:t>ms</w:t>
-      </w:r>
-      <w:proofErr w:type="spellEnd"/>
-    </w:p>
-    <w:p>
-      <w:pPr>
-        <w:rPr>
-          <w:rFonts w:ascii="Times New Roman" w:eastAsia="Times New Roman" w:hAnsi="Times New Roman" w:cs="Times New Roman"/>
-          <w:color w:val="000000" w:themeColor="text1"/>
-          <w:kern w:val="0"/>
-          <w:lang w:eastAsia="hu-HU"/>
-          <w14:ligatures w14:val="none"/>
-        </w:rPr>
-      </w:pPr>
-    </w:p>
-    <w:p>
-      <w:pPr>
-        <w:rPr>
-          <w:rFonts w:ascii="Times New Roman" w:eastAsia="Times New Roman" w:hAnsi="Times New Roman" w:cs="Times New Roman"/>
-          <w:color w:val="000000" w:themeColor="text1"/>
-          <w:kern w:val="0"/>
-          <w:lang w:eastAsia="hu-HU"/>
-          <w14:ligatures w14:val="none"/>
-        </w:rPr>
-      </w:pPr>
-      <w:proofErr w:type="spellStart"/>
-      <w:r>
-        <w:rPr>
-          <w:rFonts w:ascii="Times New Roman" w:eastAsia="Times New Roman" w:hAnsi="Times New Roman" w:cs="Times New Roman"/>
-          <w:color w:val="000000" w:themeColor="text1"/>
-          <w:kern w:val="0"/>
-          <w:lang w:eastAsia="hu-HU"/>
-          <w14:ligatures w14:val="none"/>
-        </w:rPr>
-        <w:t>QuickSort</w:t>
-      </w:r>
-      <w:proofErr w:type="spellEnd"/>
-      <w:r>
-        <w:rPr>
-          <w:rFonts w:ascii="Times New Roman" w:eastAsia="Times New Roman" w:hAnsi="Times New Roman" w:cs="Times New Roman"/>
-          <w:color w:val="000000" w:themeColor="text1"/>
-          <w:kern w:val="0"/>
-          <w:lang w:eastAsia="hu-HU"/>
-          <w14:ligatures w14:val="none"/>
-        </w:rPr>
-        <w:t xml:space="preserve"> átlagos futási idők:</w:t>
-      </w:r>
-    </w:p>
-    <w:p>
-      <w:pPr>
-        <w:rPr>
-          <w:rFonts w:ascii="Times New Roman" w:eastAsia="Times New Roman" w:hAnsi="Times New Roman" w:cs="Times New Roman"/>
-          <w:color w:val="000000" w:themeColor="text1"/>
-          <w:kern w:val="0"/>
-          <w:lang w:eastAsia="hu-HU"/>
-          <w14:ligatures w14:val="none"/>
-        </w:rPr>
-      </w:pPr>
-      <w:r>
-        <w:rPr>
-          <w:rFonts w:ascii="Times New Roman" w:eastAsia="Times New Roman" w:hAnsi="Times New Roman" w:cs="Times New Roman"/>
-          <w:color w:val="000000" w:themeColor="text1"/>
-          <w:kern w:val="0"/>
-          <w:lang w:eastAsia="hu-HU"/>
-          <w14:ligatures w14:val="none"/>
-        </w:rPr>
-        <w:t xml:space="preserve">- 1000 elem: CPU = 0,066064 </w:t>
-      </w:r>
-      <w:proofErr w:type="spellStart"/>
-      <w:r>
-        <w:rPr>
-          <w:rFonts w:ascii="Times New Roman" w:eastAsia="Times New Roman" w:hAnsi="Times New Roman" w:cs="Times New Roman"/>
-          <w:color w:val="000000" w:themeColor="text1"/>
-          <w:kern w:val="0"/>
-          <w:lang w:eastAsia="hu-HU"/>
-          <w14:ligatures w14:val="none"/>
-        </w:rPr>
-        <w:t>ms</w:t>
-      </w:r>
-      <w:proofErr w:type="spellEnd"/>
-      <w:r>
-        <w:rPr>
-          <w:rFonts w:ascii="Times New Roman" w:eastAsia="Times New Roman" w:hAnsi="Times New Roman" w:cs="Times New Roman"/>
-          <w:color w:val="000000" w:themeColor="text1"/>
-          <w:kern w:val="0"/>
-          <w:lang w:eastAsia="hu-HU"/>
-          <w14:ligatures w14:val="none"/>
-        </w:rPr>
-        <w:t xml:space="preserve">, </w:t>
-      </w:r>
-      <w:proofErr w:type="spellStart"/>
-      <w:r>
-        <w:rPr>
-          <w:rFonts w:ascii="Times New Roman" w:eastAsia="Times New Roman" w:hAnsi="Times New Roman" w:cs="Times New Roman"/>
-          <w:color w:val="000000" w:themeColor="text1"/>
-          <w:kern w:val="0"/>
-          <w:lang w:eastAsia="hu-HU"/>
-          <w14:ligatures w14:val="none"/>
-        </w:rPr>
-        <w:t>OpenCL</w:t>
-      </w:r>
-      <w:proofErr w:type="spellEnd"/>
-      <w:r>
-        <w:rPr>
-          <w:rFonts w:ascii="Times New Roman" w:eastAsia="Times New Roman" w:hAnsi="Times New Roman" w:cs="Times New Roman"/>
-          <w:color w:val="000000" w:themeColor="text1"/>
-          <w:kern w:val="0"/>
-          <w:lang w:eastAsia="hu-HU"/>
-          <w14:ligatures w14:val="none"/>
-        </w:rPr>
-        <w:t xml:space="preserve"> = 4,737565 </w:t>
-      </w:r>
-      <w:proofErr w:type="spellStart"/>
-      <w:r>
-        <w:rPr>
-          <w:rFonts w:ascii="Times New Roman" w:eastAsia="Times New Roman" w:hAnsi="Times New Roman" w:cs="Times New Roman"/>
-          <w:color w:val="000000" w:themeColor="text1"/>
-          <w:kern w:val="0"/>
-          <w:lang w:eastAsia="hu-HU"/>
-          <w14:ligatures w14:val="none"/>
-        </w:rPr>
-        <w:t>ms</w:t>
-      </w:r>
-      <w:proofErr w:type="spellEnd"/>
-    </w:p>
-    <w:p>
-      <w:pPr>
-        <w:rPr>
-          <w:rFonts w:ascii="Times New Roman" w:eastAsia="Times New Roman" w:hAnsi="Times New Roman" w:cs="Times New Roman"/>
-          <w:color w:val="000000" w:themeColor="text1"/>
-          <w:kern w:val="0"/>
-          <w:lang w:eastAsia="hu-HU"/>
-          <w14:ligatures w14:val="none"/>
-        </w:rPr>
-      </w:pPr>
-      <w:r>
-        <w:rPr>
-          <w:rFonts w:ascii="Times New Roman" w:eastAsia="Times New Roman" w:hAnsi="Times New Roman" w:cs="Times New Roman"/>
-          <w:color w:val="000000" w:themeColor="text1"/>
-          <w:kern w:val="0"/>
-          <w:lang w:eastAsia="hu-HU"/>
-          <w14:ligatures w14:val="none"/>
-        </w:rPr>
-        <w:t xml:space="preserve">- 2000 elem: CPU = 0,136297 </w:t>
-      </w:r>
-      <w:proofErr w:type="spellStart"/>
-      <w:r>
-        <w:rPr>
-          <w:rFonts w:ascii="Times New Roman" w:eastAsia="Times New Roman" w:hAnsi="Times New Roman" w:cs="Times New Roman"/>
-          <w:color w:val="000000" w:themeColor="text1"/>
-          <w:kern w:val="0"/>
-          <w:lang w:eastAsia="hu-HU"/>
-          <w14:ligatures w14:val="none"/>
-        </w:rPr>
-        <w:t>ms</w:t>
-      </w:r>
-      <w:proofErr w:type="spellEnd"/>
-      <w:r>
-        <w:rPr>
-          <w:rFonts w:ascii="Times New Roman" w:eastAsia="Times New Roman" w:hAnsi="Times New Roman" w:cs="Times New Roman"/>
-          <w:color w:val="000000" w:themeColor="text1"/>
-          <w:kern w:val="0"/>
-          <w:lang w:eastAsia="hu-HU"/>
-          <w14:ligatures w14:val="none"/>
-        </w:rPr>
-        <w:t xml:space="preserve">, </w:t>
-      </w:r>
-      <w:proofErr w:type="spellStart"/>
-      <w:r>
-        <w:rPr>
-          <w:rFonts w:ascii="Times New Roman" w:eastAsia="Times New Roman" w:hAnsi="Times New Roman" w:cs="Times New Roman"/>
-          <w:color w:val="000000" w:themeColor="text1"/>
-          <w:kern w:val="0"/>
-          <w:lang w:eastAsia="hu-HU"/>
-          <w14:ligatures w14:val="none"/>
-        </w:rPr>
-        <w:t>OpenCL</w:t>
-      </w:r>
-      <w:proofErr w:type="spellEnd"/>
-      <w:r>
-        <w:rPr>
-          <w:rFonts w:ascii="Times New Roman" w:eastAsia="Times New Roman" w:hAnsi="Times New Roman" w:cs="Times New Roman"/>
-          <w:color w:val="000000" w:themeColor="text1"/>
-          <w:kern w:val="0"/>
-          <w:lang w:eastAsia="hu-HU"/>
-          <w14:ligatures w14:val="none"/>
-        </w:rPr>
-        <w:t xml:space="preserve"> = 4,413472 </w:t>
-      </w:r>
-      <w:proofErr w:type="spellStart"/>
-      <w:r>
-        <w:rPr>
-          <w:rFonts w:ascii="Times New Roman" w:eastAsia="Times New Roman" w:hAnsi="Times New Roman" w:cs="Times New Roman"/>
-          <w:color w:val="000000" w:themeColor="text1"/>
-          <w:kern w:val="0"/>
-          <w:lang w:eastAsia="hu-HU"/>
-          <w14:ligatures w14:val="none"/>
-        </w:rPr>
-        <w:t>ms</w:t>
-      </w:r>
-      <w:proofErr w:type="spellEnd"/>
-    </w:p>
-    <w:p>
-      <w:pPr>
-        <w:rPr>
-          <w:rFonts w:ascii="Times New Roman" w:eastAsia="Times New Roman" w:hAnsi="Times New Roman" w:cs="Times New Roman"/>
-          <w:color w:val="000000" w:themeColor="text1"/>
-          <w:kern w:val="0"/>
-          <w:lang w:eastAsia="hu-HU"/>
-          <w14:ligatures w14:val="none"/>
-        </w:rPr>
-      </w:pPr>
-      <w:r>
-        <w:rPr>
-          <w:rFonts w:ascii="Times New Roman" w:eastAsia="Times New Roman" w:hAnsi="Times New Roman" w:cs="Times New Roman"/>
-          <w:color w:val="000000" w:themeColor="text1"/>
-          <w:kern w:val="0"/>
-          <w:lang w:eastAsia="hu-HU"/>
-          <w14:ligatures w14:val="none"/>
-        </w:rPr>
-        <w:t xml:space="preserve">- 3000 elem: CPU = 0,211771 </w:t>
-      </w:r>
-      <w:proofErr w:type="spellStart"/>
-      <w:r>
-        <w:rPr>
-          <w:rFonts w:ascii="Times New Roman" w:eastAsia="Times New Roman" w:hAnsi="Times New Roman" w:cs="Times New Roman"/>
-          <w:color w:val="000000" w:themeColor="text1"/>
-          <w:kern w:val="0"/>
-          <w:lang w:eastAsia="hu-HU"/>
-          <w14:ligatures w14:val="none"/>
-        </w:rPr>
-        <w:t>ms</w:t>
-      </w:r>
-      <w:proofErr w:type="spellEnd"/>
-      <w:r>
-        <w:rPr>
-          <w:rFonts w:ascii="Times New Roman" w:eastAsia="Times New Roman" w:hAnsi="Times New Roman" w:cs="Times New Roman"/>
-          <w:color w:val="000000" w:themeColor="text1"/>
-          <w:kern w:val="0"/>
-          <w:lang w:eastAsia="hu-HU"/>
-          <w14:ligatures w14:val="none"/>
-        </w:rPr>
-        <w:t xml:space="preserve">, </w:t>
-      </w:r>
-      <w:proofErr w:type="spellStart"/>
-      <w:r>
-        <w:rPr>
-          <w:rFonts w:ascii="Times New Roman" w:eastAsia="Times New Roman" w:hAnsi="Times New Roman" w:cs="Times New Roman"/>
-          <w:color w:val="000000" w:themeColor="text1"/>
-          <w:kern w:val="0"/>
-          <w:lang w:eastAsia="hu-HU"/>
-          <w14:ligatures w14:val="none"/>
-        </w:rPr>
-        <w:t>OpenCL</w:t>
-      </w:r>
-      <w:proofErr w:type="spellEnd"/>
-      <w:r>
-        <w:rPr>
-          <w:rFonts w:ascii="Times New Roman" w:eastAsia="Times New Roman" w:hAnsi="Times New Roman" w:cs="Times New Roman"/>
-          <w:color w:val="000000" w:themeColor="text1"/>
-          <w:kern w:val="0"/>
-          <w:lang w:eastAsia="hu-HU"/>
-          <w14:ligatures w14:val="none"/>
-        </w:rPr>
-        <w:t xml:space="preserve"> = 6,429890 </w:t>
-      </w:r>
-      <w:proofErr w:type="spellStart"/>
-      <w:r>
-        <w:rPr>
-          <w:rFonts w:ascii="Times New Roman" w:eastAsia="Times New Roman" w:hAnsi="Times New Roman" w:cs="Times New Roman"/>
-          <w:color w:val="000000" w:themeColor="text1"/>
-          <w:kern w:val="0"/>
-          <w:lang w:eastAsia="hu-HU"/>
-          <w14:ligatures w14:val="none"/>
-        </w:rPr>
-        <w:t>ms</w:t>
-      </w:r>
-      <w:proofErr w:type="spellEnd"/>
-    </w:p>
-    <w:p>
-      <w:pPr>
-        <w:rPr>
-          <w:rFonts w:ascii="Times New Roman" w:eastAsia="Times New Roman" w:hAnsi="Times New Roman" w:cs="Times New Roman"/>
-          <w:color w:val="000000" w:themeColor="text1"/>
-          <w:kern w:val="0"/>
-          <w:sz w:val="27"/>
-          <w:szCs w:val="27"/>
-          <w:lang w:eastAsia="hu-HU"/>
-          <w14:ligatures w14:val="none"/>
-        </w:rPr>
-      </w:pPr>
-    </w:p>
-    <w:p>
-      <w:pPr>
-        <w:rPr>
-          <w:rFonts w:ascii="Times New Roman" w:eastAsia="Times New Roman" w:hAnsi="Times New Roman" w:cs="Times New Roman"/>
-          <w:color w:val="000000" w:themeColor="text1"/>
-          <w:kern w:val="0"/>
-          <w:sz w:val="27"/>
-          <w:szCs w:val="27"/>
-          <w:lang w:eastAsia="hu-HU"/>
-          <w14:ligatures w14:val="none"/>
-        </w:rPr>
-      </w:pPr>
-    </w:p>
-    <w:p>
-      <w:pPr>
-        <w:rPr>
-          <w:rFonts w:ascii="Times New Roman" w:eastAsia="Times New Roman" w:hAnsi="Times New Roman" w:cs="Times New Roman"/>
-          <w:b/>
-          <w:bCs/>
-          <w:color w:val="000000" w:themeColor="text1"/>
-          <w:kern w:val="0"/>
-          <w:sz w:val="36"/>
-          <w:szCs w:val="36"/>
-          <w:lang w:eastAsia="hu-HU"/>
-          <w14:ligatures w14:val="none"/>
-        </w:rPr>
-      </w:pPr>
-      <w:r>
-        <w:rPr>
-          <w:rFonts w:ascii="Times New Roman" w:eastAsia="Times New Roman" w:hAnsi="Times New Roman" w:cs="Times New Roman"/>
-          <w:b/>
-          <w:bCs/>
-          <w:color w:val="000000" w:themeColor="text1"/>
-          <w:kern w:val="0"/>
-          <w:sz w:val="36"/>
-          <w:szCs w:val="36"/>
-          <w:lang w:eastAsia="hu-HU"/>
-          <w14:ligatures w14:val="none"/>
-        </w:rPr>
-        <w:t>5</w:t>
-      </w:r>
-      <w:r>
-        <w:rPr>
-          <w:rFonts w:ascii="Times New Roman" w:eastAsia="Times New Roman" w:hAnsi="Times New Roman" w:cs="Times New Roman"/>
-          <w:b/>
-          <w:bCs/>
-          <w:color w:val="000000" w:themeColor="text1"/>
-          <w:kern w:val="0"/>
-          <w:sz w:val="36"/>
-          <w:szCs w:val="36"/>
-          <w:lang w:eastAsia="hu-HU"/>
-          <w14:ligatures w14:val="none"/>
-        </w:rPr>
-        <w:t>. Következtetés</w:t>
-      </w:r>
-    </w:p>
-    <w:p>
-      <w:pPr>
-        <w:rPr>
-          <w:rFonts w:ascii="Times New Roman" w:eastAsia="Times New Roman" w:hAnsi="Times New Roman" w:cs="Times New Roman"/>
-          <w:color w:val="000000" w:themeColor="text1"/>
-          <w:kern w:val="0"/>
-          <w:sz w:val="27"/>
-          <w:szCs w:val="27"/>
-          <w:lang w:eastAsia="hu-HU"/>
-          <w14:ligatures w14:val="none"/>
-        </w:rPr>
-      </w:pPr>
-    </w:p>
-    <w:p>
-      <w:pPr>
-        <w:rPr>
-          <w:rFonts w:ascii="Times New Roman" w:eastAsia="Times New Roman" w:hAnsi="Times New Roman" w:cs="Times New Roman"/>
-          <w:color w:val="000000" w:themeColor="text1"/>
-          <w:kern w:val="0"/>
-          <w:lang w:eastAsia="hu-HU"/>
-          <w14:ligatures w14:val="none"/>
-        </w:rPr>
-      </w:pPr>
-      <w:r>
-        <w:rPr>
-          <w:rFonts w:ascii="Times New Roman" w:eastAsia="Times New Roman" w:hAnsi="Times New Roman" w:cs="Times New Roman"/>
-          <w:color w:val="000000" w:themeColor="text1"/>
-          <w:kern w:val="0"/>
-          <w:lang w:eastAsia="hu-HU"/>
-          <w14:ligatures w14:val="none"/>
-        </w:rPr>
-        <w:lastRenderedPageBreak/>
-        <w:t xml:space="preserve">A mérés alapján megállapítható, hogy 1000, 2000 és 3000 elem rendezése esetén a CPU-s megoldás mind </w:t>
-      </w:r>
-      <w:proofErr w:type="spellStart"/>
-      <w:r>
-        <w:rPr>
-          <w:rFonts w:ascii="Times New Roman" w:eastAsia="Times New Roman" w:hAnsi="Times New Roman" w:cs="Times New Roman"/>
-          <w:color w:val="000000" w:themeColor="text1"/>
-          <w:kern w:val="0"/>
-          <w:lang w:eastAsia="hu-HU"/>
-          <w14:ligatures w14:val="none"/>
-        </w:rPr>
-        <w:t>MergeSort</w:t>
-      </w:r>
-      <w:proofErr w:type="spellEnd"/>
-      <w:r>
-        <w:rPr>
-          <w:rFonts w:ascii="Times New Roman" w:eastAsia="Times New Roman" w:hAnsi="Times New Roman" w:cs="Times New Roman"/>
-          <w:color w:val="000000" w:themeColor="text1"/>
-          <w:kern w:val="0"/>
-          <w:lang w:eastAsia="hu-HU"/>
-          <w14:ligatures w14:val="none"/>
-        </w:rPr>
-        <w:t xml:space="preserve">, mind </w:t>
-      </w:r>
-      <w:proofErr w:type="spellStart"/>
-      <w:r>
-        <w:rPr>
-          <w:rFonts w:ascii="Times New Roman" w:eastAsia="Times New Roman" w:hAnsi="Times New Roman" w:cs="Times New Roman"/>
-          <w:color w:val="000000" w:themeColor="text1"/>
-          <w:kern w:val="0"/>
-          <w:lang w:eastAsia="hu-HU"/>
-          <w14:ligatures w14:val="none"/>
-        </w:rPr>
-        <w:t>QuickSort</w:t>
-      </w:r>
-      <w:proofErr w:type="spellEnd"/>
-      <w:r>
-        <w:rPr>
-          <w:rFonts w:ascii="Times New Roman" w:eastAsia="Times New Roman" w:hAnsi="Times New Roman" w:cs="Times New Roman"/>
-          <w:color w:val="000000" w:themeColor="text1"/>
-          <w:kern w:val="0"/>
-          <w:lang w:eastAsia="hu-HU"/>
-          <w14:ligatures w14:val="none"/>
-        </w:rPr>
-        <w:t xml:space="preserve"> esetén gyorsabb volt az </w:t>
-      </w:r>
-      <w:proofErr w:type="spellStart"/>
-      <w:r>
-        <w:rPr>
-          <w:rFonts w:ascii="Times New Roman" w:eastAsia="Times New Roman" w:hAnsi="Times New Roman" w:cs="Times New Roman"/>
-          <w:color w:val="000000" w:themeColor="text1"/>
-          <w:kern w:val="0"/>
-          <w:lang w:eastAsia="hu-HU"/>
-          <w14:ligatures w14:val="none"/>
-        </w:rPr>
-        <w:t>OpenCL</w:t>
-      </w:r>
-      <w:proofErr w:type="spellEnd"/>
-      <w:r>
-        <w:rPr>
-          <w:rFonts w:ascii="Times New Roman" w:eastAsia="Times New Roman" w:hAnsi="Times New Roman" w:cs="Times New Roman"/>
-          <w:color w:val="000000" w:themeColor="text1"/>
-          <w:kern w:val="0"/>
-          <w:lang w:eastAsia="hu-HU"/>
-          <w14:ligatures w14:val="none"/>
-        </w:rPr>
-        <w:t xml:space="preserve">-es változatnál. A </w:t>
-      </w:r>
-      <w:proofErr w:type="spellStart"/>
-      <w:r>
-        <w:rPr>
-          <w:rFonts w:ascii="Times New Roman" w:eastAsia="Times New Roman" w:hAnsi="Times New Roman" w:cs="Times New Roman"/>
-          <w:color w:val="000000" w:themeColor="text1"/>
-          <w:kern w:val="0"/>
-          <w:lang w:eastAsia="hu-HU"/>
-          <w14:ligatures w14:val="none"/>
-        </w:rPr>
-        <w:t>QuickSort</w:t>
-      </w:r>
-      <w:proofErr w:type="spellEnd"/>
-      <w:r>
-        <w:rPr>
-          <w:rFonts w:ascii="Times New Roman" w:eastAsia="Times New Roman" w:hAnsi="Times New Roman" w:cs="Times New Roman"/>
-          <w:color w:val="000000" w:themeColor="text1"/>
-          <w:kern w:val="0"/>
-          <w:lang w:eastAsia="hu-HU"/>
-          <w14:ligatures w14:val="none"/>
-        </w:rPr>
-        <w:t xml:space="preserve"> CPU-s változata kis mértékben minden esetben jobb eredményt adott, mint a </w:t>
-      </w:r>
-      <w:proofErr w:type="spellStart"/>
-      <w:r>
-        <w:rPr>
-          <w:rFonts w:ascii="Times New Roman" w:eastAsia="Times New Roman" w:hAnsi="Times New Roman" w:cs="Times New Roman"/>
-          <w:color w:val="000000" w:themeColor="text1"/>
-          <w:kern w:val="0"/>
-          <w:lang w:eastAsia="hu-HU"/>
-          <w14:ligatures w14:val="none"/>
-        </w:rPr>
-        <w:t>MergeSort</w:t>
-      </w:r>
-      <w:proofErr w:type="spellEnd"/>
-      <w:r>
-        <w:rPr>
-          <w:rFonts w:ascii="Times New Roman" w:eastAsia="Times New Roman" w:hAnsi="Times New Roman" w:cs="Times New Roman"/>
-          <w:color w:val="000000" w:themeColor="text1"/>
-          <w:kern w:val="0"/>
-          <w:lang w:eastAsia="hu-HU"/>
-          <w14:ligatures w14:val="none"/>
-        </w:rPr>
-        <w:t xml:space="preserve"> CPU-s változata. </w:t>
-      </w:r>
-      <w:proofErr w:type="spellStart"/>
-      <w:r>
-        <w:rPr>
-          <w:rFonts w:ascii="Times New Roman" w:eastAsia="Times New Roman" w:hAnsi="Times New Roman" w:cs="Times New Roman"/>
-          <w:color w:val="000000" w:themeColor="text1"/>
-          <w:kern w:val="0"/>
-          <w:lang w:eastAsia="hu-HU"/>
-          <w14:ligatures w14:val="none"/>
-        </w:rPr>
-        <w:t>OpenCL</w:t>
-      </w:r>
-      <w:proofErr w:type="spellEnd"/>
-      <w:r>
-        <w:rPr>
-          <w:rFonts w:ascii="Times New Roman" w:eastAsia="Times New Roman" w:hAnsi="Times New Roman" w:cs="Times New Roman"/>
-          <w:color w:val="000000" w:themeColor="text1"/>
-          <w:kern w:val="0"/>
-          <w:lang w:eastAsia="hu-HU"/>
-          <w14:ligatures w14:val="none"/>
-        </w:rPr>
-        <w:t xml:space="preserve"> alatt a </w:t>
-      </w:r>
-      <w:proofErr w:type="spellStart"/>
-      <w:r>
-        <w:rPr>
-          <w:rFonts w:ascii="Times New Roman" w:eastAsia="Times New Roman" w:hAnsi="Times New Roman" w:cs="Times New Roman"/>
-          <w:color w:val="000000" w:themeColor="text1"/>
-          <w:kern w:val="0"/>
-          <w:lang w:eastAsia="hu-HU"/>
-          <w14:ligatures w14:val="none"/>
-        </w:rPr>
-        <w:t>QuickSort</w:t>
-      </w:r>
-      <w:proofErr w:type="spellEnd"/>
-      <w:r>
-        <w:rPr>
-          <w:rFonts w:ascii="Times New Roman" w:eastAsia="Times New Roman" w:hAnsi="Times New Roman" w:cs="Times New Roman"/>
-          <w:color w:val="000000" w:themeColor="text1"/>
-          <w:kern w:val="0"/>
-          <w:lang w:eastAsia="hu-HU"/>
-          <w14:ligatures w14:val="none"/>
-        </w:rPr>
-        <w:t xml:space="preserve"> szintén kedvezőbb eredményeket mutatott, különösen 2000 és 3000 elem esetén.</w:t>
-      </w:r>
-    </w:p>
-    <w:p>
-      <w:pPr>
-        <w:rPr>
-          <w:rFonts w:ascii="Times New Roman" w:eastAsia="Times New Roman" w:hAnsi="Times New Roman" w:cs="Times New Roman"/>
-          <w:color w:val="000000" w:themeColor="text1"/>
-          <w:kern w:val="0"/>
-          <w:lang w:eastAsia="hu-HU"/>
-          <w14:ligatures w14:val="none"/>
-        </w:rPr>
-      </w:pPr>
-    </w:p>
-    <w:p>
-      <w:pPr>
-        <w:rPr>
-          <w:rFonts w:ascii="Times New Roman" w:eastAsia="Times New Roman" w:hAnsi="Times New Roman" w:cs="Times New Roman"/>
-          <w:color w:val="000000" w:themeColor="text1"/>
-          <w:kern w:val="0"/>
-          <w:lang w:eastAsia="hu-HU"/>
-          <w14:ligatures w14:val="none"/>
-        </w:rPr>
-      </w:pPr>
-      <w:r>
-        <w:rPr>
-          <w:rFonts w:ascii="Times New Roman" w:eastAsia="Times New Roman" w:hAnsi="Times New Roman" w:cs="Times New Roman"/>
-          <w:color w:val="000000" w:themeColor="text1"/>
-          <w:kern w:val="0"/>
-          <w:lang w:eastAsia="hu-HU"/>
-          <w14:ligatures w14:val="none"/>
-        </w:rPr>
-        <w:t xml:space="preserve">A legfontosabb következtetés az, hogy kis elemszámok mellett az </w:t>
-      </w:r>
-      <w:proofErr w:type="spellStart"/>
-      <w:r>
-        <w:rPr>
-          <w:rFonts w:ascii="Times New Roman" w:eastAsia="Times New Roman" w:hAnsi="Times New Roman" w:cs="Times New Roman"/>
-          <w:color w:val="000000" w:themeColor="text1"/>
-          <w:kern w:val="0"/>
-          <w:lang w:eastAsia="hu-HU"/>
-          <w14:ligatures w14:val="none"/>
-        </w:rPr>
-        <w:t>OpenCL</w:t>
-      </w:r>
-      <w:proofErr w:type="spellEnd"/>
-      <w:r>
-        <w:rPr>
-          <w:rFonts w:ascii="Times New Roman" w:eastAsia="Times New Roman" w:hAnsi="Times New Roman" w:cs="Times New Roman"/>
-          <w:color w:val="000000" w:themeColor="text1"/>
-          <w:kern w:val="0"/>
-          <w:lang w:eastAsia="hu-HU"/>
-          <w14:ligatures w14:val="none"/>
-        </w:rPr>
-        <w:t xml:space="preserve"> használata nem feltétlenül előnyös. A párhuzamos feldolgozás előnye csak nagyobb adathalmazoknál tudna jobban érvényesülni, amikor az </w:t>
-      </w:r>
-      <w:proofErr w:type="spellStart"/>
-      <w:r>
-        <w:rPr>
-          <w:rFonts w:ascii="Times New Roman" w:eastAsia="Times New Roman" w:hAnsi="Times New Roman" w:cs="Times New Roman"/>
-          <w:color w:val="000000" w:themeColor="text1"/>
-          <w:kern w:val="0"/>
-          <w:lang w:eastAsia="hu-HU"/>
-          <w14:ligatures w14:val="none"/>
-        </w:rPr>
-        <w:t>OpenCL</w:t>
-      </w:r>
-      <w:proofErr w:type="spellEnd"/>
-      <w:r>
-        <w:rPr>
-          <w:rFonts w:ascii="Times New Roman" w:eastAsia="Times New Roman" w:hAnsi="Times New Roman" w:cs="Times New Roman"/>
-          <w:color w:val="000000" w:themeColor="text1"/>
-          <w:kern w:val="0"/>
-          <w:lang w:eastAsia="hu-HU"/>
-          <w14:ligatures w14:val="none"/>
-        </w:rPr>
-        <w:t xml:space="preserve"> működésének többletköltsége már kisebb arányt képvisel a teljes futási időn belül.</w:t>
-      </w:r>
     </w:p>
     <w:p>
       <w:pPr>
@@ -1813,29 +300,7 @@
           <w:lang w:eastAsia="hu-HU"/>
           <w14:ligatures w14:val="none"/>
         </w:rPr>
-        <w:t xml:space="preserve"> teljesített kedvezőbben, főleg 2000 és 3000 elem esetén. Az eredmények azt mutatják, hogy a vizsgált kis adatmennyiségnél az </w:t>
-      </w:r>
-      <w:proofErr w:type="spellStart"/>
-      <w:r>
-        <w:rPr>
-          <w:rFonts w:ascii="Times New Roman" w:eastAsia="Times New Roman" w:hAnsi="Times New Roman" w:cs="Times New Roman"/>
-          <w:color w:val="000000" w:themeColor="text1"/>
-          <w:kern w:val="0"/>
-          <w:lang w:eastAsia="hu-HU"/>
-          <w14:ligatures w14:val="none"/>
-        </w:rPr>
-        <w:t>OpenCL</w:t>
-      </w:r>
-      <w:proofErr w:type="spellEnd"/>
-      <w:r>
-        <w:rPr>
-          <w:rFonts w:ascii="Times New Roman" w:eastAsia="Times New Roman" w:hAnsi="Times New Roman" w:cs="Times New Roman"/>
-          <w:color w:val="000000" w:themeColor="text1"/>
-          <w:kern w:val="0"/>
-          <w:lang w:eastAsia="hu-HU"/>
-          <w14:ligatures w14:val="none"/>
-        </w:rPr>
-        <w:t xml:space="preserve"> többletköltsége nagyobb, mint a párhuzamos végrehajtásból származó előny.</w:t>
+        <w:t xml:space="preserve"> teljesített kedvezőbben, főleg 2000 és 3000 elem esetén. </w:t>
       </w:r>
     </w:p>
     <w:p>
@@ -2080,29 +545,7 @@
           <w:lang w:eastAsia="hu-HU"/>
           <w14:ligatures w14:val="none"/>
         </w:rPr>
-        <w:t xml:space="preserve"> viszonylag jobb eredményt adott. Ettől függetlenül egyik </w:t>
-      </w:r>
-      <w:proofErr w:type="spellStart"/>
-      <w:r>
-        <w:rPr>
-          <w:rFonts w:ascii="Times New Roman" w:eastAsia="Times New Roman" w:hAnsi="Times New Roman" w:cs="Times New Roman"/>
-          <w:color w:val="000000" w:themeColor="text1"/>
-          <w:kern w:val="0"/>
-          <w:lang w:eastAsia="hu-HU"/>
-          <w14:ligatures w14:val="none"/>
-        </w:rPr>
-        <w:t>OpenCL</w:t>
-      </w:r>
-      <w:proofErr w:type="spellEnd"/>
-      <w:r>
-        <w:rPr>
-          <w:rFonts w:ascii="Times New Roman" w:eastAsia="Times New Roman" w:hAnsi="Times New Roman" w:cs="Times New Roman"/>
-          <w:color w:val="000000" w:themeColor="text1"/>
-          <w:kern w:val="0"/>
-          <w:lang w:eastAsia="hu-HU"/>
-          <w14:ligatures w14:val="none"/>
-        </w:rPr>
-        <w:t>-megoldás sem volt gyorsabb a CPU-nál.</w:t>
+        <w:t xml:space="preserve"> viszonylag jobb eredményt adott. </w:t>
       </w:r>
     </w:p>
     <w:p>
